--- a/thesis/110122193_Bao_Cao_Tien_Do_KLTN_Tuan4.docx
+++ b/thesis/110122193_Bao_Cao_Tien_Do_KLTN_Tuan4.docx
@@ -362,14 +362,29 @@
                 <w:szCs w:val="22"/>
                 <w:lang w:val="vi-VN"/>
               </w:rPr>
-              <w:t>4</w:t>
+              <w:t>8</w:t>
             </w:r>
             <w:r>
               <w:rPr>
                 <w:sz w:val="22"/>
                 <w:szCs w:val="22"/>
               </w:rPr>
-              <w:t>/05/2026</w:t>
+              <w:t>/0</w:t>
+            </w:r>
+            <w:r>
+              <w:rPr>
+                <w:sz w:val="22"/>
+                <w:szCs w:val="22"/>
+                <w:lang w:val="vi-VN"/>
+              </w:rPr>
+              <w:t>6</w:t>
+            </w:r>
+            <w:r>
+              <w:rPr>
+                <w:sz w:val="22"/>
+                <w:szCs w:val="22"/>
+              </w:rPr>
+              <w:t>/2026</w:t>
             </w:r>
           </w:p>
         </w:tc>
@@ -400,7 +415,7 @@
           <w:bCs/>
           <w:lang w:val="vi-VN"/>
         </w:rPr>
-        <w:t>3</w:t>
+        <w:t>rồi</w:t>
       </w:r>
     </w:p>
     <w:p>
@@ -413,7 +428,10 @@
         <w:spacing w:after="80" w:line="360" w:lineRule="auto"/>
       </w:pPr>
       <w:r>
-        <w:t>Thiết kế giao diện trang đăng nhập và đăng ký người dùng.</w:t>
+        <w:rPr>
+          <w:lang w:val="vi-VN"/>
+        </w:rPr>
+        <w:t>Thêm tính năng trợ lý AI</w:t>
       </w:r>
     </w:p>
     <w:p>
@@ -426,7 +444,10 @@
         <w:spacing w:after="80" w:line="360" w:lineRule="auto"/>
       </w:pPr>
       <w:r>
-        <w:t>Thiết kế giao diện trang chính (Dashboard).</w:t>
+        <w:rPr>
+          <w:lang w:val="vi-VN"/>
+        </w:rPr>
+        <w:t>Thêm trang quản trị dành cho admin</w:t>
       </w:r>
     </w:p>
     <w:p>
@@ -439,150 +460,45 @@
         <w:spacing w:after="80" w:line="360" w:lineRule="auto"/>
       </w:pPr>
       <w:r>
-        <w:t>Thiết kế giao diện quản lý và theo dõi thói quen.</w:t>
-      </w:r>
-    </w:p>
-    <w:p>
-      <w:pPr>
-        <w:pStyle w:val="ListParagraph"/>
-        <w:numPr>
-          <w:ilvl w:val="0"/>
-          <w:numId w:val="2"/>
-        </w:numPr>
-        <w:spacing w:after="80" w:line="360" w:lineRule="auto"/>
-      </w:pPr>
-      <w:r>
-        <w:t>Thiết kế giao diện thống kê và hiển thị tiến trình (biểu đồ).</w:t>
-      </w:r>
-    </w:p>
-    <w:p>
-      <w:pPr>
-        <w:pStyle w:val="ListParagraph"/>
-        <w:numPr>
-          <w:ilvl w:val="0"/>
-          <w:numId w:val="2"/>
-        </w:numPr>
-        <w:spacing w:after="80" w:line="360" w:lineRule="auto"/>
-      </w:pPr>
-      <w:r>
-        <w:t>Thiết kế bổ sung các giao diện phát sinh trong quá trình phát triển nhằm đảm bảo tính đầy đủ về chức năng và tối ưu trải nghiệm người dùng.</w:t>
-      </w:r>
-    </w:p>
-    <w:p>
-      <w:pPr>
-        <w:spacing w:after="200"/>
-      </w:pPr>
-    </w:p>
-    <w:p>
-      <w:pPr>
-        <w:pStyle w:val="Heading1"/>
-      </w:pPr>
-      <w:r>
-        <w:t>CHƯƠNG 4. THIẾT KẾ GIAO DIỆN NGƯỜI DÙNG</w:t>
-      </w:r>
-    </w:p>
-    <w:p>
-      <w:pPr>
-        <w:spacing w:after="100" w:line="360" w:lineRule="auto"/>
-        <w:ind w:firstLine="720"/>
-        <w:jc w:val="both"/>
         <w:rPr>
           <w:lang w:val="vi-VN"/>
         </w:rPr>
-      </w:pPr>
-      <w:r>
-        <w:t>Giao diện người dùng (UI) của ứng dụng Viora được thiết kế theo nguyên tắc Mobile-First, tập trung vào trải nghiệm trực quan, dễ sử dụng và phù hợp với nhóm người dùng mục tiêu từ 15 đến 35 tuổi. Toàn bộ giao diện được xây dựng bằng Flutter, sử dụng widget system</w:t>
-      </w:r>
-      <w:r>
-        <w:rPr>
-          <w:lang w:val="vi-VN"/>
-        </w:rPr>
-        <w:t>.</w:t>
-      </w:r>
-    </w:p>
-    <w:p>
-      <w:pPr>
-        <w:pStyle w:val="Heading1"/>
-      </w:pPr>
-      <w:r>
-        <w:t>4.</w:t>
-      </w:r>
-      <w:r>
-        <w:rPr>
-          <w:lang w:val="vi-VN"/>
-        </w:rPr>
-        <w:t>1</w:t>
-      </w:r>
-      <w:r>
-        <w:t>. Thiết kế giao diện Đăng nhập và Đăng ký</w:t>
-      </w:r>
-    </w:p>
-    <w:p>
-      <w:pPr>
-        <w:pStyle w:val="Heading3"/>
-        <w:rPr>
-          <w:lang w:val="vi-VN"/>
-        </w:rPr>
-      </w:pPr>
-      <w:r>
-        <w:t>4.2.1. Màn hình Onboarding (Giới thiệu ứng dụng)</w:t>
-      </w:r>
-    </w:p>
-    <w:p>
-      <w:pPr>
-        <w:pStyle w:val="Heading3"/>
-        <w:rPr>
-          <w:lang w:val="vi-VN"/>
-        </w:rPr>
-      </w:pPr>
-    </w:p>
-    <w:p>
-      <w:pPr>
-        <w:pStyle w:val="Heading3"/>
-        <w:rPr>
-          <w:lang w:val="vi-VN"/>
-        </w:rPr>
-      </w:pPr>
+        <w:t xml:space="preserve">Chỉnh sửa lại giao diện </w:t>
+      </w:r>
     </w:p>
     <w:tbl>
       <w:tblPr>
         <w:tblStyle w:val="TableGrid"/>
         <w:tblW w:w="0" w:type="auto"/>
-        <w:tblInd w:w="1255" w:type="dxa"/>
-        <w:tblBorders>
-          <w:top w:val="none" w:sz="0" w:space="0" w:color="auto"/>
-          <w:left w:val="none" w:sz="0" w:space="0" w:color="auto"/>
-          <w:bottom w:val="none" w:sz="0" w:space="0" w:color="auto"/>
-          <w:right w:val="none" w:sz="0" w:space="0" w:color="auto"/>
-          <w:insideH w:val="none" w:sz="0" w:space="0" w:color="auto"/>
-          <w:insideV w:val="none" w:sz="0" w:space="0" w:color="auto"/>
-        </w:tblBorders>
+        <w:tblInd w:w="720" w:type="dxa"/>
         <w:tblLook w:val="04A0" w:firstRow="1" w:lastRow="0" w:firstColumn="1" w:lastColumn="0" w:noHBand="0" w:noVBand="1"/>
       </w:tblPr>
       <w:tblGrid>
-        <w:gridCol w:w="2733"/>
-        <w:gridCol w:w="2527"/>
-        <w:gridCol w:w="2556"/>
+        <w:gridCol w:w="2844"/>
+        <w:gridCol w:w="2763"/>
+        <w:gridCol w:w="2734"/>
       </w:tblGrid>
       <w:tr>
-        <w:trPr>
-          <w:trHeight w:val="5412"/>
-        </w:trPr>
         <w:tc>
           <w:tcPr>
-            <w:tcW w:w="2733" w:type="dxa"/>
+            <w:tcW w:w="3020" w:type="dxa"/>
+            <w:vAlign w:val="bottom"/>
           </w:tcPr>
           <w:p>
             <w:pPr>
-              <w:spacing w:after="80"/>
+              <w:pStyle w:val="ListParagraph"/>
+              <w:spacing w:after="80" w:line="360" w:lineRule="auto"/>
+              <w:jc w:val="center"/>
+              <w:rPr>
+                <w:lang w:val="vi-VN"/>
+              </w:rPr>
             </w:pPr>
             <w:r>
-              <w:lastRenderedPageBreak/>
               <w:drawing>
-                <wp:inline distT="0" distB="0" distL="0" distR="0" wp14:anchorId="08FB2CF5" wp14:editId="4E275676">
-                  <wp:extent cx="1478280" cy="3184798"/>
-                  <wp:effectExtent l="0" t="0" r="7620" b="0"/>
-                  <wp:docPr id="1590570733" name="Picture 1"/>
+                <wp:inline distT="0" distB="0" distL="0" distR="0" wp14:anchorId="53E08655" wp14:editId="170EE549">
+                  <wp:extent cx="1725686" cy="3688080"/>
+                  <wp:effectExtent l="0" t="0" r="8255" b="7620"/>
+                  <wp:docPr id="388188374" name="Picture 1"/>
                   <wp:cNvGraphicFramePr>
                     <a:graphicFrameLocks xmlns:a="http://schemas.openxmlformats.org/drawingml/2006/main" noChangeAspect="1"/>
                   </wp:cNvGraphicFramePr>
@@ -590,7 +506,7 @@
                     <a:graphicData uri="http://schemas.openxmlformats.org/drawingml/2006/picture">
                       <pic:pic xmlns:pic="http://schemas.openxmlformats.org/drawingml/2006/picture">
                         <pic:nvPicPr>
-                          <pic:cNvPr id="1590570733" name=""/>
+                          <pic:cNvPr id="388188374" name=""/>
                           <pic:cNvPicPr/>
                         </pic:nvPicPr>
                         <pic:blipFill>
@@ -602,7 +518,7 @@
                         <pic:spPr>
                           <a:xfrm>
                             <a:off x="0" y="0"/>
-                            <a:ext cx="1485390" cy="3200115"/>
+                            <a:ext cx="1732115" cy="3701821"/>
                           </a:xfrm>
                           <a:prstGeom prst="rect">
                             <a:avLst/>
@@ -618,18 +534,19 @@
         </w:tc>
         <w:tc>
           <w:tcPr>
-            <w:tcW w:w="2527" w:type="dxa"/>
+            <w:tcW w:w="3020" w:type="dxa"/>
           </w:tcPr>
           <w:p>
             <w:pPr>
-              <w:spacing w:after="80"/>
+              <w:pStyle w:val="ListParagraph"/>
+              <w:spacing w:after="80" w:line="360" w:lineRule="auto"/>
             </w:pPr>
             <w:r>
               <w:drawing>
-                <wp:inline distT="0" distB="0" distL="0" distR="0" wp14:anchorId="0DC5F1F9" wp14:editId="3D3F6126">
-                  <wp:extent cx="1457104" cy="3162300"/>
+                <wp:inline distT="0" distB="0" distL="0" distR="0" wp14:anchorId="22373717" wp14:editId="4282C9D9">
+                  <wp:extent cx="1680210" cy="3642360"/>
                   <wp:effectExtent l="0" t="0" r="0" b="0"/>
-                  <wp:docPr id="888913184" name="Picture 1"/>
+                  <wp:docPr id="715457522" name="Picture 1"/>
                   <wp:cNvGraphicFramePr>
                     <a:graphicFrameLocks xmlns:a="http://schemas.openxmlformats.org/drawingml/2006/main" noChangeAspect="1"/>
                   </wp:cNvGraphicFramePr>
@@ -637,7 +554,7 @@
                     <a:graphicData uri="http://schemas.openxmlformats.org/drawingml/2006/picture">
                       <pic:pic xmlns:pic="http://schemas.openxmlformats.org/drawingml/2006/picture">
                         <pic:nvPicPr>
-                          <pic:cNvPr id="888913184" name=""/>
+                          <pic:cNvPr id="715457522" name=""/>
                           <pic:cNvPicPr/>
                         </pic:nvPicPr>
                         <pic:blipFill>
@@ -649,7 +566,7 @@
                         <pic:spPr>
                           <a:xfrm>
                             <a:off x="0" y="0"/>
-                            <a:ext cx="1464379" cy="3178089"/>
+                            <a:ext cx="1687032" cy="3657149"/>
                           </a:xfrm>
                           <a:prstGeom prst="rect">
                             <a:avLst/>
@@ -665,30 +582,19 @@
         </w:tc>
         <w:tc>
           <w:tcPr>
-            <w:tcW w:w="2556" w:type="dxa"/>
+            <w:tcW w:w="3021" w:type="dxa"/>
           </w:tcPr>
           <w:p>
             <w:pPr>
-              <w:spacing w:after="80"/>
-            </w:pPr>
-          </w:p>
-        </w:tc>
-      </w:tr>
-      <w:tr>
-        <w:tc>
-          <w:tcPr>
-            <w:tcW w:w="2733" w:type="dxa"/>
-          </w:tcPr>
-          <w:p>
-            <w:pPr>
-              <w:spacing w:after="80"/>
+              <w:pStyle w:val="ListParagraph"/>
+              <w:spacing w:after="80" w:line="360" w:lineRule="auto"/>
             </w:pPr>
             <w:r>
               <w:drawing>
-                <wp:inline distT="0" distB="0" distL="0" distR="0" wp14:anchorId="22D2AD34" wp14:editId="074B732B">
-                  <wp:extent cx="1478280" cy="3173749"/>
-                  <wp:effectExtent l="0" t="0" r="7620" b="7620"/>
-                  <wp:docPr id="1752315556" name="Picture 1"/>
+                <wp:inline distT="0" distB="0" distL="0" distR="0" wp14:anchorId="2E574A99" wp14:editId="36405FC3">
+                  <wp:extent cx="1661160" cy="3657600"/>
+                  <wp:effectExtent l="0" t="0" r="0" b="0"/>
+                  <wp:docPr id="1849500209" name="Picture 1"/>
                   <wp:cNvGraphicFramePr>
                     <a:graphicFrameLocks xmlns:a="http://schemas.openxmlformats.org/drawingml/2006/main" noChangeAspect="1"/>
                   </wp:cNvGraphicFramePr>
@@ -696,7 +602,7 @@
                     <a:graphicData uri="http://schemas.openxmlformats.org/drawingml/2006/picture">
                       <pic:pic xmlns:pic="http://schemas.openxmlformats.org/drawingml/2006/picture">
                         <pic:nvPicPr>
-                          <pic:cNvPr id="1752315556" name=""/>
+                          <pic:cNvPr id="1849500209" name=""/>
                           <pic:cNvPicPr/>
                         </pic:nvPicPr>
                         <pic:blipFill>
@@ -708,101 +614,7 @@
                         <pic:spPr>
                           <a:xfrm>
                             <a:off x="0" y="0"/>
-                            <a:ext cx="1485695" cy="3189668"/>
-                          </a:xfrm>
-                          <a:prstGeom prst="rect">
-                            <a:avLst/>
-                          </a:prstGeom>
-                        </pic:spPr>
-                      </pic:pic>
-                    </a:graphicData>
-                  </a:graphic>
-                </wp:inline>
-              </w:drawing>
-            </w:r>
-          </w:p>
-        </w:tc>
-        <w:tc>
-          <w:tcPr>
-            <w:tcW w:w="2527" w:type="dxa"/>
-          </w:tcPr>
-          <w:p>
-            <w:pPr>
-              <w:spacing w:after="80"/>
-            </w:pPr>
-            <w:r>
-              <w:drawing>
-                <wp:inline distT="0" distB="0" distL="0" distR="0" wp14:anchorId="3EE737FE" wp14:editId="251B3627">
-                  <wp:extent cx="1440180" cy="3188459"/>
-                  <wp:effectExtent l="0" t="0" r="7620" b="0"/>
-                  <wp:docPr id="801545921" name="Picture 1"/>
-                  <wp:cNvGraphicFramePr>
-                    <a:graphicFrameLocks xmlns:a="http://schemas.openxmlformats.org/drawingml/2006/main" noChangeAspect="1"/>
-                  </wp:cNvGraphicFramePr>
-                  <a:graphic xmlns:a="http://schemas.openxmlformats.org/drawingml/2006/main">
-                    <a:graphicData uri="http://schemas.openxmlformats.org/drawingml/2006/picture">
-                      <pic:pic xmlns:pic="http://schemas.openxmlformats.org/drawingml/2006/picture">
-                        <pic:nvPicPr>
-                          <pic:cNvPr id="801545921" name=""/>
-                          <pic:cNvPicPr/>
-                        </pic:nvPicPr>
-                        <pic:blipFill>
-                          <a:blip r:embed="rId8"/>
-                          <a:stretch>
-                            <a:fillRect/>
-                          </a:stretch>
-                        </pic:blipFill>
-                        <pic:spPr>
-                          <a:xfrm>
-                            <a:off x="0" y="0"/>
-                            <a:ext cx="1468580" cy="3251334"/>
-                          </a:xfrm>
-                          <a:prstGeom prst="rect">
-                            <a:avLst/>
-                          </a:prstGeom>
-                        </pic:spPr>
-                      </pic:pic>
-                    </a:graphicData>
-                  </a:graphic>
-                </wp:inline>
-              </w:drawing>
-            </w:r>
-          </w:p>
-        </w:tc>
-        <w:tc>
-          <w:tcPr>
-            <w:tcW w:w="2556" w:type="dxa"/>
-          </w:tcPr>
-          <w:p>
-            <w:pPr>
-              <w:spacing w:after="80"/>
-            </w:pPr>
-            <w:r>
-              <w:drawing>
-                <wp:inline distT="0" distB="0" distL="0" distR="0" wp14:anchorId="35DA253B" wp14:editId="244E2537">
-                  <wp:extent cx="1478279" cy="3176351"/>
-                  <wp:effectExtent l="0" t="0" r="8255" b="5080"/>
-                  <wp:docPr id="622584474" name="Picture 1"/>
-                  <wp:cNvGraphicFramePr>
-                    <a:graphicFrameLocks xmlns:a="http://schemas.openxmlformats.org/drawingml/2006/main" noChangeAspect="1"/>
-                  </wp:cNvGraphicFramePr>
-                  <a:graphic xmlns:a="http://schemas.openxmlformats.org/drawingml/2006/main">
-                    <a:graphicData uri="http://schemas.openxmlformats.org/drawingml/2006/picture">
-                      <pic:pic xmlns:pic="http://schemas.openxmlformats.org/drawingml/2006/picture">
-                        <pic:nvPicPr>
-                          <pic:cNvPr id="622584474" name=""/>
-                          <pic:cNvPicPr/>
-                        </pic:nvPicPr>
-                        <pic:blipFill>
-                          <a:blip r:embed="rId9"/>
-                          <a:stretch>
-                            <a:fillRect/>
-                          </a:stretch>
-                        </pic:blipFill>
-                        <pic:spPr>
-                          <a:xfrm>
-                            <a:off x="0" y="0"/>
-                            <a:ext cx="1487058" cy="3195214"/>
+                            <a:ext cx="1665034" cy="3666130"/>
                           </a:xfrm>
                           <a:prstGeom prst="rect">
                             <a:avLst/>
@@ -820,872 +632,31 @@
     </w:tbl>
     <w:p>
       <w:pPr>
-        <w:spacing w:after="80"/>
-        <w:rPr>
-          <w:lang w:val="vi-VN"/>
-        </w:rPr>
-      </w:pPr>
-    </w:p>
-    <w:p>
-      <w:pPr>
-        <w:spacing w:after="80"/>
-        <w:rPr>
-          <w:lang w:val="vi-VN"/>
-        </w:rPr>
-      </w:pPr>
-    </w:p>
-    <w:p>
-      <w:pPr>
-        <w:spacing w:after="80"/>
-        <w:rPr>
-          <w:lang w:val="vi-VN"/>
-        </w:rPr>
-      </w:pPr>
-    </w:p>
-    <w:p>
-      <w:pPr>
-        <w:spacing w:after="80"/>
-        <w:rPr>
-          <w:lang w:val="vi-VN"/>
-        </w:rPr>
-      </w:pPr>
-    </w:p>
-    <w:p>
-      <w:pPr>
-        <w:pStyle w:val="Heading3"/>
-        <w:rPr>
-          <w:lang w:val="vi-VN"/>
-        </w:rPr>
-      </w:pPr>
-    </w:p>
-    <w:p>
-      <w:pPr>
-        <w:pStyle w:val="Heading3"/>
-        <w:rPr>
-          <w:lang w:val="vi-VN"/>
-        </w:rPr>
-      </w:pPr>
-      <w:r>
-        <w:t>4.2.2. Màn hình Đăng ký (Register)</w:t>
-      </w:r>
-    </w:p>
-    <w:p>
-      <w:pPr>
-        <w:pStyle w:val="Heading3"/>
-        <w:rPr>
-          <w:lang w:val="vi-VN"/>
-        </w:rPr>
-      </w:pPr>
-    </w:p>
-    <w:p>
-      <w:pPr>
         <w:pStyle w:val="ListParagraph"/>
         <w:spacing w:after="80" w:line="360" w:lineRule="auto"/>
         <w:ind w:left="720"/>
-        <w:jc w:val="center"/>
-        <w:rPr>
-          <w:lang w:val="vi-VN"/>
-        </w:rPr>
-      </w:pPr>
-      <w:r>
-        <w:lastRenderedPageBreak/>
-        <w:drawing>
-          <wp:inline distT="0" distB="0" distL="0" distR="0" wp14:anchorId="0C7566EB" wp14:editId="5A7352F6">
-            <wp:extent cx="2529840" cy="5500717"/>
-            <wp:effectExtent l="0" t="0" r="3810" b="5080"/>
-            <wp:docPr id="845776235" name="Picture 1"/>
-            <wp:cNvGraphicFramePr>
-              <a:graphicFrameLocks xmlns:a="http://schemas.openxmlformats.org/drawingml/2006/main" noChangeAspect="1"/>
-            </wp:cNvGraphicFramePr>
-            <a:graphic xmlns:a="http://schemas.openxmlformats.org/drawingml/2006/main">
-              <a:graphicData uri="http://schemas.openxmlformats.org/drawingml/2006/picture">
-                <pic:pic xmlns:pic="http://schemas.openxmlformats.org/drawingml/2006/picture">
-                  <pic:nvPicPr>
-                    <pic:cNvPr id="845776235" name=""/>
-                    <pic:cNvPicPr/>
-                  </pic:nvPicPr>
-                  <pic:blipFill>
-                    <a:blip r:embed="rId10"/>
-                    <a:stretch>
-                      <a:fillRect/>
-                    </a:stretch>
-                  </pic:blipFill>
-                  <pic:spPr>
-                    <a:xfrm>
-                      <a:off x="0" y="0"/>
-                      <a:ext cx="2543314" cy="5530015"/>
-                    </a:xfrm>
-                    <a:prstGeom prst="rect">
-                      <a:avLst/>
-                    </a:prstGeom>
-                  </pic:spPr>
-                </pic:pic>
-              </a:graphicData>
-            </a:graphic>
-          </wp:inline>
-        </w:drawing>
-      </w:r>
+      </w:pPr>
     </w:p>
     <w:p>
       <w:pPr>
-        <w:pStyle w:val="ListParagraph"/>
-        <w:spacing w:after="80" w:line="360" w:lineRule="auto"/>
-        <w:ind w:left="720"/>
-        <w:jc w:val="center"/>
-        <w:rPr>
-          <w:lang w:val="vi-VN"/>
-        </w:rPr>
+        <w:spacing w:after="200"/>
       </w:pPr>
     </w:p>
     <w:p>
       <w:pPr>
-        <w:pStyle w:val="ListParagraph"/>
-        <w:spacing w:after="80" w:line="360" w:lineRule="auto"/>
-        <w:ind w:left="720"/>
-        <w:jc w:val="center"/>
+        <w:pStyle w:val="Heading1"/>
         <w:rPr>
           <w:lang w:val="vi-VN"/>
         </w:rPr>
       </w:pPr>
-    </w:p>
-    <w:p>
-      <w:pPr>
-        <w:pStyle w:val="ListParagraph"/>
-        <w:spacing w:after="80" w:line="360" w:lineRule="auto"/>
-        <w:ind w:left="720"/>
-        <w:jc w:val="center"/>
+      <w:r>
+        <w:t xml:space="preserve">KẾ HOẠCH TUẦN </w:t>
+      </w:r>
+      <w:r>
         <w:rPr>
           <w:lang w:val="vi-VN"/>
         </w:rPr>
-      </w:pPr>
-    </w:p>
-    <w:p>
-      <w:pPr>
-        <w:pStyle w:val="ListParagraph"/>
-        <w:spacing w:after="80" w:line="360" w:lineRule="auto"/>
-        <w:ind w:left="720"/>
-        <w:jc w:val="center"/>
-        <w:rPr>
-          <w:lang w:val="vi-VN"/>
-        </w:rPr>
-      </w:pPr>
-    </w:p>
-    <w:p>
-      <w:pPr>
-        <w:pStyle w:val="ListParagraph"/>
-        <w:spacing w:after="80" w:line="360" w:lineRule="auto"/>
-        <w:ind w:left="720"/>
-        <w:jc w:val="center"/>
-        <w:rPr>
-          <w:lang w:val="vi-VN"/>
-        </w:rPr>
-      </w:pPr>
-    </w:p>
-    <w:p>
-      <w:pPr>
-        <w:pStyle w:val="ListParagraph"/>
-        <w:spacing w:after="80" w:line="360" w:lineRule="auto"/>
-        <w:ind w:left="720"/>
-        <w:jc w:val="center"/>
-        <w:rPr>
-          <w:lang w:val="vi-VN"/>
-        </w:rPr>
-      </w:pPr>
-    </w:p>
-    <w:p>
-      <w:pPr>
-        <w:pStyle w:val="ListParagraph"/>
-        <w:spacing w:after="80" w:line="360" w:lineRule="auto"/>
-        <w:ind w:left="720"/>
-        <w:jc w:val="center"/>
-        <w:rPr>
-          <w:lang w:val="vi-VN"/>
-        </w:rPr>
-      </w:pPr>
-    </w:p>
-    <w:p>
-      <w:pPr>
-        <w:pStyle w:val="ListParagraph"/>
-        <w:spacing w:after="80" w:line="360" w:lineRule="auto"/>
-        <w:ind w:left="720"/>
-        <w:jc w:val="center"/>
-        <w:rPr>
-          <w:lang w:val="vi-VN"/>
-        </w:rPr>
-      </w:pPr>
-    </w:p>
-    <w:p>
-      <w:pPr>
-        <w:spacing w:after="80"/>
-      </w:pPr>
-    </w:p>
-    <w:p>
-      <w:pPr>
-        <w:pStyle w:val="Heading3"/>
-        <w:rPr>
-          <w:lang w:val="vi-VN"/>
-        </w:rPr>
-      </w:pPr>
-      <w:r>
-        <w:t>4.2.3. Màn hình Đăng nhập (Login)</w:t>
-      </w:r>
-    </w:p>
-    <w:p>
-      <w:pPr>
-        <w:pStyle w:val="Heading3"/>
-        <w:rPr>
-          <w:lang w:val="vi-VN"/>
-        </w:rPr>
-      </w:pPr>
-    </w:p>
-    <w:p>
-      <w:pPr>
-        <w:spacing w:after="80"/>
-        <w:jc w:val="center"/>
-      </w:pPr>
-      <w:r>
-        <w:lastRenderedPageBreak/>
-        <w:drawing>
-          <wp:inline distT="0" distB="0" distL="0" distR="0" wp14:anchorId="0FF2C0C2" wp14:editId="1F506CCB">
-            <wp:extent cx="2512323" cy="5341620"/>
-            <wp:effectExtent l="0" t="0" r="2540" b="0"/>
-            <wp:docPr id="1642611576" name="Picture 1"/>
-            <wp:cNvGraphicFramePr>
-              <a:graphicFrameLocks xmlns:a="http://schemas.openxmlformats.org/drawingml/2006/main" noChangeAspect="1"/>
-            </wp:cNvGraphicFramePr>
-            <a:graphic xmlns:a="http://schemas.openxmlformats.org/drawingml/2006/main">
-              <a:graphicData uri="http://schemas.openxmlformats.org/drawingml/2006/picture">
-                <pic:pic xmlns:pic="http://schemas.openxmlformats.org/drawingml/2006/picture">
-                  <pic:nvPicPr>
-                    <pic:cNvPr id="1642611576" name=""/>
-                    <pic:cNvPicPr/>
-                  </pic:nvPicPr>
-                  <pic:blipFill>
-                    <a:blip r:embed="rId11"/>
-                    <a:stretch>
-                      <a:fillRect/>
-                    </a:stretch>
-                  </pic:blipFill>
-                  <pic:spPr>
-                    <a:xfrm>
-                      <a:off x="0" y="0"/>
-                      <a:ext cx="2515986" cy="5349409"/>
-                    </a:xfrm>
-                    <a:prstGeom prst="rect">
-                      <a:avLst/>
-                    </a:prstGeom>
-                  </pic:spPr>
-                </pic:pic>
-              </a:graphicData>
-            </a:graphic>
-          </wp:inline>
-        </w:drawing>
-      </w:r>
-    </w:p>
-    <w:p>
-      <w:pPr>
-        <w:spacing w:after="120"/>
-      </w:pPr>
-    </w:p>
-    <w:p>
-      <w:pPr>
-        <w:pStyle w:val="Heading2"/>
-      </w:pPr>
-      <w:r>
-        <w:t>4.4. Thiết kế giao diện Quản lý và Theo dõi thói quen</w:t>
-      </w:r>
-    </w:p>
-    <w:p>
-      <w:pPr>
-        <w:pStyle w:val="Heading3"/>
-      </w:pPr>
-      <w:r>
-        <w:t>4.4.1. Màn hình Danh sách thói quen (Habit List)</w:t>
-      </w:r>
-    </w:p>
-    <w:p>
-      <w:pPr>
-        <w:spacing w:after="80"/>
-        <w:jc w:val="center"/>
-      </w:pPr>
-      <w:r>
-        <w:lastRenderedPageBreak/>
-        <w:drawing>
-          <wp:inline distT="0" distB="0" distL="0" distR="0" wp14:anchorId="785A3670" wp14:editId="28C24120">
-            <wp:extent cx="2734237" cy="5913120"/>
-            <wp:effectExtent l="0" t="0" r="9525" b="0"/>
-            <wp:docPr id="1695140303" name="Picture 1"/>
-            <wp:cNvGraphicFramePr>
-              <a:graphicFrameLocks xmlns:a="http://schemas.openxmlformats.org/drawingml/2006/main" noChangeAspect="1"/>
-            </wp:cNvGraphicFramePr>
-            <a:graphic xmlns:a="http://schemas.openxmlformats.org/drawingml/2006/main">
-              <a:graphicData uri="http://schemas.openxmlformats.org/drawingml/2006/picture">
-                <pic:pic xmlns:pic="http://schemas.openxmlformats.org/drawingml/2006/picture">
-                  <pic:nvPicPr>
-                    <pic:cNvPr id="1695140303" name=""/>
-                    <pic:cNvPicPr/>
-                  </pic:nvPicPr>
-                  <pic:blipFill>
-                    <a:blip r:embed="rId12"/>
-                    <a:stretch>
-                      <a:fillRect/>
-                    </a:stretch>
-                  </pic:blipFill>
-                  <pic:spPr>
-                    <a:xfrm>
-                      <a:off x="0" y="0"/>
-                      <a:ext cx="2743127" cy="5932345"/>
-                    </a:xfrm>
-                    <a:prstGeom prst="rect">
-                      <a:avLst/>
-                    </a:prstGeom>
-                  </pic:spPr>
-                </pic:pic>
-              </a:graphicData>
-            </a:graphic>
-          </wp:inline>
-        </w:drawing>
-      </w:r>
-    </w:p>
-    <w:p>
-      <w:pPr>
-        <w:pStyle w:val="Heading3"/>
-      </w:pPr>
-      <w:r>
-        <w:t>4.4.2. Màn hình Tạo / Chỉnh sửa thói quen (Habit Form)</w:t>
-      </w:r>
-    </w:p>
-    <w:p>
-      <w:pPr>
-        <w:spacing w:after="80"/>
-        <w:jc w:val="center"/>
-      </w:pPr>
-      <w:r>
-        <w:lastRenderedPageBreak/>
-        <w:drawing>
-          <wp:inline distT="0" distB="0" distL="0" distR="0" wp14:anchorId="2D56DA0B" wp14:editId="5316B7EF">
-            <wp:extent cx="2354580" cy="5144557"/>
-            <wp:effectExtent l="0" t="0" r="7620" b="0"/>
-            <wp:docPr id="358456220" name="Picture 1"/>
-            <wp:cNvGraphicFramePr>
-              <a:graphicFrameLocks xmlns:a="http://schemas.openxmlformats.org/drawingml/2006/main" noChangeAspect="1"/>
-            </wp:cNvGraphicFramePr>
-            <a:graphic xmlns:a="http://schemas.openxmlformats.org/drawingml/2006/main">
-              <a:graphicData uri="http://schemas.openxmlformats.org/drawingml/2006/picture">
-                <pic:pic xmlns:pic="http://schemas.openxmlformats.org/drawingml/2006/picture">
-                  <pic:nvPicPr>
-                    <pic:cNvPr id="358456220" name=""/>
-                    <pic:cNvPicPr/>
-                  </pic:nvPicPr>
-                  <pic:blipFill>
-                    <a:blip r:embed="rId13"/>
-                    <a:stretch>
-                      <a:fillRect/>
-                    </a:stretch>
-                  </pic:blipFill>
-                  <pic:spPr>
-                    <a:xfrm>
-                      <a:off x="0" y="0"/>
-                      <a:ext cx="2358176" cy="5152415"/>
-                    </a:xfrm>
-                    <a:prstGeom prst="rect">
-                      <a:avLst/>
-                    </a:prstGeom>
-                  </pic:spPr>
-                </pic:pic>
-              </a:graphicData>
-            </a:graphic>
-          </wp:inline>
-        </w:drawing>
-      </w:r>
-    </w:p>
-    <w:p>
-      <w:pPr>
-        <w:spacing w:after="120"/>
-      </w:pPr>
-    </w:p>
-    <w:p>
-      <w:pPr>
-        <w:pStyle w:val="Heading2"/>
-      </w:pPr>
-      <w:r>
-        <w:t>4.5. Thiết kế giao diện Thống kê và Tiến trình</w:t>
-      </w:r>
-    </w:p>
-    <w:p>
-      <w:pPr>
-        <w:pStyle w:val="Heading3"/>
-      </w:pPr>
-      <w:r>
-        <w:t>4.5.1. Màn hình Thống kê tổng quan (Statistics Overview)</w:t>
-      </w:r>
-    </w:p>
-    <w:p>
-      <w:pPr>
-        <w:spacing w:after="100"/>
-        <w:jc w:val="center"/>
-      </w:pPr>
-      <w:r>
-        <w:lastRenderedPageBreak/>
-        <w:drawing>
-          <wp:inline distT="0" distB="0" distL="0" distR="0" wp14:anchorId="3B7185ED" wp14:editId="47D398E0">
-            <wp:extent cx="2246038" cy="4922520"/>
-            <wp:effectExtent l="0" t="0" r="1905" b="0"/>
-            <wp:docPr id="43158375" name="Picture 1"/>
-            <wp:cNvGraphicFramePr>
-              <a:graphicFrameLocks xmlns:a="http://schemas.openxmlformats.org/drawingml/2006/main" noChangeAspect="1"/>
-            </wp:cNvGraphicFramePr>
-            <a:graphic xmlns:a="http://schemas.openxmlformats.org/drawingml/2006/main">
-              <a:graphicData uri="http://schemas.openxmlformats.org/drawingml/2006/picture">
-                <pic:pic xmlns:pic="http://schemas.openxmlformats.org/drawingml/2006/picture">
-                  <pic:nvPicPr>
-                    <pic:cNvPr id="43158375" name=""/>
-                    <pic:cNvPicPr/>
-                  </pic:nvPicPr>
-                  <pic:blipFill>
-                    <a:blip r:embed="rId14"/>
-                    <a:stretch>
-                      <a:fillRect/>
-                    </a:stretch>
-                  </pic:blipFill>
-                  <pic:spPr>
-                    <a:xfrm>
-                      <a:off x="0" y="0"/>
-                      <a:ext cx="2249728" cy="4930607"/>
-                    </a:xfrm>
-                    <a:prstGeom prst="rect">
-                      <a:avLst/>
-                    </a:prstGeom>
-                  </pic:spPr>
-                </pic:pic>
-              </a:graphicData>
-            </a:graphic>
-          </wp:inline>
-        </w:drawing>
-      </w:r>
-    </w:p>
-    <w:p>
-      <w:pPr>
-        <w:spacing w:after="80"/>
-      </w:pPr>
-    </w:p>
-    <w:p>
-      <w:pPr>
-        <w:pStyle w:val="Heading3"/>
-      </w:pPr>
-      <w:r>
-        <w:t>4.5.3. Màn hình Chi tiết thống kê từng thói quen</w:t>
-      </w:r>
-    </w:p>
-    <w:p>
-      <w:pPr>
-        <w:spacing w:after="120"/>
-        <w:jc w:val="center"/>
-      </w:pPr>
-      <w:r>
-        <w:lastRenderedPageBreak/>
-        <w:drawing>
-          <wp:inline distT="0" distB="0" distL="0" distR="0" wp14:anchorId="051A01CF" wp14:editId="4E2E01DF">
-            <wp:extent cx="2148840" cy="4647127"/>
-            <wp:effectExtent l="0" t="0" r="3810" b="1270"/>
-            <wp:docPr id="765493913" name="Picture 1"/>
-            <wp:cNvGraphicFramePr>
-              <a:graphicFrameLocks xmlns:a="http://schemas.openxmlformats.org/drawingml/2006/main" noChangeAspect="1"/>
-            </wp:cNvGraphicFramePr>
-            <a:graphic xmlns:a="http://schemas.openxmlformats.org/drawingml/2006/main">
-              <a:graphicData uri="http://schemas.openxmlformats.org/drawingml/2006/picture">
-                <pic:pic xmlns:pic="http://schemas.openxmlformats.org/drawingml/2006/picture">
-                  <pic:nvPicPr>
-                    <pic:cNvPr id="765493913" name=""/>
-                    <pic:cNvPicPr/>
-                  </pic:nvPicPr>
-                  <pic:blipFill>
-                    <a:blip r:embed="rId15"/>
-                    <a:stretch>
-                      <a:fillRect/>
-                    </a:stretch>
-                  </pic:blipFill>
-                  <pic:spPr>
-                    <a:xfrm>
-                      <a:off x="0" y="0"/>
-                      <a:ext cx="2152416" cy="4654861"/>
-                    </a:xfrm>
-                    <a:prstGeom prst="rect">
-                      <a:avLst/>
-                    </a:prstGeom>
-                  </pic:spPr>
-                </pic:pic>
-              </a:graphicData>
-            </a:graphic>
-          </wp:inline>
-        </w:drawing>
-      </w:r>
-    </w:p>
-    <w:p>
-      <w:pPr>
-        <w:pStyle w:val="Heading2"/>
-      </w:pPr>
-      <w:r>
-        <w:t>4.6. Thiết kế các giao diện bổ sung phát sinh</w:t>
-      </w:r>
-    </w:p>
-    <w:p>
-      <w:pPr>
-        <w:pStyle w:val="Heading3"/>
-        <w:rPr>
-          <w:lang w:val="vi-VN"/>
-        </w:rPr>
-      </w:pPr>
-      <w:r>
-        <w:t>4.6.1. Màn hình Cây ảo (Virtual Plant)</w:t>
-      </w:r>
-    </w:p>
-    <w:tbl>
-      <w:tblPr>
-        <w:tblStyle w:val="TableGrid"/>
-        <w:tblW w:w="0" w:type="auto"/>
-        <w:tblBorders>
-          <w:top w:val="none" w:sz="0" w:space="0" w:color="auto"/>
-          <w:left w:val="none" w:sz="0" w:space="0" w:color="auto"/>
-          <w:bottom w:val="none" w:sz="0" w:space="0" w:color="auto"/>
-          <w:right w:val="none" w:sz="0" w:space="0" w:color="auto"/>
-          <w:insideH w:val="none" w:sz="0" w:space="0" w:color="auto"/>
-          <w:insideV w:val="none" w:sz="0" w:space="0" w:color="auto"/>
-        </w:tblBorders>
-        <w:tblLook w:val="04A0" w:firstRow="1" w:lastRow="0" w:firstColumn="1" w:lastColumn="0" w:noHBand="0" w:noVBand="1"/>
-      </w:tblPr>
-      <w:tblGrid>
-        <w:gridCol w:w="4302"/>
-        <w:gridCol w:w="4302"/>
-      </w:tblGrid>
-      <w:tr>
-        <w:trPr>
-          <w:trHeight w:val="6901"/>
-        </w:trPr>
-        <w:tc>
-          <w:tcPr>
-            <w:tcW w:w="4302" w:type="dxa"/>
-          </w:tcPr>
-          <w:p>
-            <w:pPr>
-              <w:pStyle w:val="Heading3"/>
-              <w:rPr>
-                <w:sz w:val="22"/>
-                <w:szCs w:val="22"/>
-                <w:lang w:val="vi-VN"/>
-              </w:rPr>
-            </w:pPr>
-            <w:r>
-              <w:rPr>
-                <w:sz w:val="22"/>
-                <w:szCs w:val="22"/>
-              </w:rPr>
-              <w:lastRenderedPageBreak/>
-              <w:drawing>
-                <wp:inline distT="0" distB="0" distL="0" distR="0" wp14:anchorId="5AAF9F76" wp14:editId="1E855633">
-                  <wp:extent cx="2095500" cy="4567376"/>
-                  <wp:effectExtent l="0" t="0" r="0" b="5080"/>
-                  <wp:docPr id="1939979568" name="Picture 1"/>
-                  <wp:cNvGraphicFramePr>
-                    <a:graphicFrameLocks xmlns:a="http://schemas.openxmlformats.org/drawingml/2006/main" noChangeAspect="1"/>
-                  </wp:cNvGraphicFramePr>
-                  <a:graphic xmlns:a="http://schemas.openxmlformats.org/drawingml/2006/main">
-                    <a:graphicData uri="http://schemas.openxmlformats.org/drawingml/2006/picture">
-                      <pic:pic xmlns:pic="http://schemas.openxmlformats.org/drawingml/2006/picture">
-                        <pic:nvPicPr>
-                          <pic:cNvPr id="1939979568" name=""/>
-                          <pic:cNvPicPr/>
-                        </pic:nvPicPr>
-                        <pic:blipFill>
-                          <a:blip r:embed="rId16"/>
-                          <a:stretch>
-                            <a:fillRect/>
-                          </a:stretch>
-                        </pic:blipFill>
-                        <pic:spPr>
-                          <a:xfrm>
-                            <a:off x="0" y="0"/>
-                            <a:ext cx="2098188" cy="4573235"/>
-                          </a:xfrm>
-                          <a:prstGeom prst="rect">
-                            <a:avLst/>
-                          </a:prstGeom>
-                        </pic:spPr>
-                      </pic:pic>
-                    </a:graphicData>
-                  </a:graphic>
-                </wp:inline>
-              </w:drawing>
-            </w:r>
-          </w:p>
-        </w:tc>
-        <w:tc>
-          <w:tcPr>
-            <w:tcW w:w="4302" w:type="dxa"/>
-          </w:tcPr>
-          <w:p>
-            <w:pPr>
-              <w:pStyle w:val="Heading3"/>
-              <w:rPr>
-                <w:sz w:val="22"/>
-                <w:szCs w:val="22"/>
-                <w:lang w:val="vi-VN"/>
-              </w:rPr>
-            </w:pPr>
-            <w:r>
-              <w:rPr>
-                <w:sz w:val="22"/>
-                <w:szCs w:val="22"/>
-                <w:lang w:val="vi-VN"/>
-              </w:rPr>
-              <w:drawing>
-                <wp:inline distT="0" distB="0" distL="0" distR="0" wp14:anchorId="2ACBB306" wp14:editId="688E1CD9">
-                  <wp:extent cx="2106217" cy="4579620"/>
-                  <wp:effectExtent l="0" t="0" r="8890" b="0"/>
-                  <wp:docPr id="765067621" name="Picture 1"/>
-                  <wp:cNvGraphicFramePr>
-                    <a:graphicFrameLocks xmlns:a="http://schemas.openxmlformats.org/drawingml/2006/main" noChangeAspect="1"/>
-                  </wp:cNvGraphicFramePr>
-                  <a:graphic xmlns:a="http://schemas.openxmlformats.org/drawingml/2006/main">
-                    <a:graphicData uri="http://schemas.openxmlformats.org/drawingml/2006/picture">
-                      <pic:pic xmlns:pic="http://schemas.openxmlformats.org/drawingml/2006/picture">
-                        <pic:nvPicPr>
-                          <pic:cNvPr id="765067621" name=""/>
-                          <pic:cNvPicPr/>
-                        </pic:nvPicPr>
-                        <pic:blipFill>
-                          <a:blip r:embed="rId17"/>
-                          <a:stretch>
-                            <a:fillRect/>
-                          </a:stretch>
-                        </pic:blipFill>
-                        <pic:spPr>
-                          <a:xfrm>
-                            <a:off x="0" y="0"/>
-                            <a:ext cx="2127690" cy="4626309"/>
-                          </a:xfrm>
-                          <a:prstGeom prst="rect">
-                            <a:avLst/>
-                          </a:prstGeom>
-                        </pic:spPr>
-                      </pic:pic>
-                    </a:graphicData>
-                  </a:graphic>
-                </wp:inline>
-              </w:drawing>
-            </w:r>
-          </w:p>
-        </w:tc>
-      </w:tr>
-    </w:tbl>
-    <w:p>
-      <w:pPr>
-        <w:pStyle w:val="Heading3"/>
-        <w:rPr>
-          <w:lang w:val="vi-VN"/>
-        </w:rPr>
-      </w:pPr>
-    </w:p>
-    <w:p>
-      <w:pPr>
-        <w:spacing w:after="80"/>
-      </w:pPr>
-    </w:p>
-    <w:p>
-      <w:pPr>
-        <w:pStyle w:val="Heading3"/>
-      </w:pPr>
-      <w:r>
-        <w:t>4.6.2. Màn hình Thành tích (Achievements)</w:t>
-      </w:r>
-    </w:p>
-    <w:p>
-      <w:pPr>
-        <w:spacing w:after="80"/>
-        <w:jc w:val="center"/>
-      </w:pPr>
-      <w:r>
-        <w:lastRenderedPageBreak/>
-        <w:drawing>
-          <wp:inline distT="0" distB="0" distL="0" distR="0" wp14:anchorId="684633CD" wp14:editId="4A78AFB8">
-            <wp:extent cx="2011680" cy="4408890"/>
-            <wp:effectExtent l="0" t="0" r="7620" b="0"/>
-            <wp:docPr id="868766199" name="Picture 1"/>
-            <wp:cNvGraphicFramePr>
-              <a:graphicFrameLocks xmlns:a="http://schemas.openxmlformats.org/drawingml/2006/main" noChangeAspect="1"/>
-            </wp:cNvGraphicFramePr>
-            <a:graphic xmlns:a="http://schemas.openxmlformats.org/drawingml/2006/main">
-              <a:graphicData uri="http://schemas.openxmlformats.org/drawingml/2006/picture">
-                <pic:pic xmlns:pic="http://schemas.openxmlformats.org/drawingml/2006/picture">
-                  <pic:nvPicPr>
-                    <pic:cNvPr id="868766199" name=""/>
-                    <pic:cNvPicPr/>
-                  </pic:nvPicPr>
-                  <pic:blipFill>
-                    <a:blip r:embed="rId18"/>
-                    <a:stretch>
-                      <a:fillRect/>
-                    </a:stretch>
-                  </pic:blipFill>
-                  <pic:spPr>
-                    <a:xfrm>
-                      <a:off x="0" y="0"/>
-                      <a:ext cx="2015221" cy="4416650"/>
-                    </a:xfrm>
-                    <a:prstGeom prst="rect">
-                      <a:avLst/>
-                    </a:prstGeom>
-                  </pic:spPr>
-                </pic:pic>
-              </a:graphicData>
-            </a:graphic>
-          </wp:inline>
-        </w:drawing>
-      </w:r>
-    </w:p>
-    <w:p>
-      <w:pPr>
-        <w:spacing w:after="80"/>
-      </w:pPr>
-    </w:p>
-    <w:p>
-      <w:pPr>
-        <w:pStyle w:val="Heading3"/>
-      </w:pPr>
-      <w:r>
-        <w:t>4.6.4. Màn hình Hồ sơ cá nhân (Profile)</w:t>
-      </w:r>
-    </w:p>
-    <w:p>
-      <w:pPr>
-        <w:spacing w:after="80"/>
-        <w:jc w:val="center"/>
-        <w:rPr>
-          <w:lang w:val="vi-VN"/>
-        </w:rPr>
-      </w:pPr>
-      <w:r>
-        <w:drawing>
-          <wp:inline distT="0" distB="0" distL="0" distR="0" wp14:anchorId="2E7D901A" wp14:editId="4077DBD4">
-            <wp:extent cx="1866900" cy="3980627"/>
-            <wp:effectExtent l="0" t="0" r="0" b="1270"/>
-            <wp:docPr id="240898830" name="Picture 1"/>
-            <wp:cNvGraphicFramePr>
-              <a:graphicFrameLocks xmlns:a="http://schemas.openxmlformats.org/drawingml/2006/main" noChangeAspect="1"/>
-            </wp:cNvGraphicFramePr>
-            <a:graphic xmlns:a="http://schemas.openxmlformats.org/drawingml/2006/main">
-              <a:graphicData uri="http://schemas.openxmlformats.org/drawingml/2006/picture">
-                <pic:pic xmlns:pic="http://schemas.openxmlformats.org/drawingml/2006/picture">
-                  <pic:nvPicPr>
-                    <pic:cNvPr id="240898830" name=""/>
-                    <pic:cNvPicPr/>
-                  </pic:nvPicPr>
-                  <pic:blipFill>
-                    <a:blip r:embed="rId19"/>
-                    <a:stretch>
-                      <a:fillRect/>
-                    </a:stretch>
-                  </pic:blipFill>
-                  <pic:spPr>
-                    <a:xfrm>
-                      <a:off x="0" y="0"/>
-                      <a:ext cx="1871724" cy="3990913"/>
-                    </a:xfrm>
-                    <a:prstGeom prst="rect">
-                      <a:avLst/>
-                    </a:prstGeom>
-                  </pic:spPr>
-                </pic:pic>
-              </a:graphicData>
-            </a:graphic>
-          </wp:inline>
-        </w:drawing>
-      </w:r>
-    </w:p>
-    <w:p>
-      <w:pPr>
-        <w:pStyle w:val="Heading3"/>
-        <w:rPr>
-          <w:lang w:val="vi-VN"/>
-        </w:rPr>
-      </w:pPr>
-      <w:r>
-        <w:rPr>
-          <w:lang w:val="vi-VN"/>
-        </w:rPr>
-        <w:lastRenderedPageBreak/>
-        <w:t xml:space="preserve">4.6.5 </w:t>
-      </w:r>
-      <w:r>
-        <w:t>Màn hình cài đặt nhắc nhở</w:t>
-      </w:r>
-    </w:p>
-    <w:p>
-      <w:pPr>
-        <w:pStyle w:val="Heading3"/>
-        <w:jc w:val="center"/>
-        <w:rPr>
-          <w:lang w:val="vi-VN"/>
-        </w:rPr>
-      </w:pPr>
-      <w:r>
-        <w:rPr>
-          <w:lang w:val="vi-VN"/>
-        </w:rPr>
-        <w:drawing>
-          <wp:inline distT="0" distB="0" distL="0" distR="0" wp14:anchorId="2C6F90F5" wp14:editId="250B0EFD">
-            <wp:extent cx="2266867" cy="4945380"/>
-            <wp:effectExtent l="0" t="0" r="635" b="7620"/>
-            <wp:docPr id="1174107476" name="Picture 1"/>
-            <wp:cNvGraphicFramePr>
-              <a:graphicFrameLocks xmlns:a="http://schemas.openxmlformats.org/drawingml/2006/main" noChangeAspect="1"/>
-            </wp:cNvGraphicFramePr>
-            <a:graphic xmlns:a="http://schemas.openxmlformats.org/drawingml/2006/main">
-              <a:graphicData uri="http://schemas.openxmlformats.org/drawingml/2006/picture">
-                <pic:pic xmlns:pic="http://schemas.openxmlformats.org/drawingml/2006/picture">
-                  <pic:nvPicPr>
-                    <pic:cNvPr id="1174107476" name=""/>
-                    <pic:cNvPicPr/>
-                  </pic:nvPicPr>
-                  <pic:blipFill>
-                    <a:blip r:embed="rId20"/>
-                    <a:stretch>
-                      <a:fillRect/>
-                    </a:stretch>
-                  </pic:blipFill>
-                  <pic:spPr>
-                    <a:xfrm>
-                      <a:off x="0" y="0"/>
-                      <a:ext cx="2272214" cy="4957046"/>
-                    </a:xfrm>
-                    <a:prstGeom prst="rect">
-                      <a:avLst/>
-                    </a:prstGeom>
-                  </pic:spPr>
-                </pic:pic>
-              </a:graphicData>
-            </a:graphic>
-          </wp:inline>
-        </w:drawing>
-      </w:r>
-    </w:p>
-    <w:p>
-      <w:pPr>
-        <w:pStyle w:val="Heading1"/>
-        <w:rPr>
-          <w:lang w:val="vi-VN"/>
-        </w:rPr>
-      </w:pPr>
-      <w:r>
-        <w:t>KẾ HOẠCH TUẦN 5</w:t>
-      </w:r>
-    </w:p>
-    <w:p>
-      <w:pPr>
-        <w:pStyle w:val="Heading2"/>
-      </w:pPr>
-      <w:r>
-        <w:t>Kế hoạch tuần 5 (18/05 – 24/05/2026)</w:t>
+        <w:t>SAU</w:t>
       </w:r>
     </w:p>
     <w:p>
@@ -1704,63 +675,7 @@
         <w:rPr>
           <w:lang w:val="vi-VN"/>
         </w:rPr>
-        <w:t xml:space="preserve">Thêm </w:t>
-      </w:r>
-      <w:r>
-        <w:rPr>
-          <w:lang w:val="vi-VN"/>
-        </w:rPr>
-        <w:t>trang</w:t>
-      </w:r>
-      <w:r>
-        <w:rPr>
-          <w:lang w:val="vi-VN"/>
-        </w:rPr>
-        <w:t xml:space="preserve"> Cộng đồng</w:t>
-      </w:r>
-      <w:r>
-        <w:rPr>
-          <w:lang w:val="vi-VN"/>
-        </w:rPr>
-        <w:t xml:space="preserve"> </w:t>
-      </w:r>
-    </w:p>
-    <w:p>
-      <w:pPr>
-        <w:pStyle w:val="ListParagraph"/>
-        <w:numPr>
-          <w:ilvl w:val="0"/>
-          <w:numId w:val="3"/>
-        </w:numPr>
-        <w:spacing w:after="400"/>
-        <w:rPr>
-          <w:lang w:val="vi-VN"/>
-        </w:rPr>
-      </w:pPr>
-      <w:r>
-        <w:rPr>
-          <w:lang w:val="vi-VN"/>
-        </w:rPr>
-        <w:t>Thiết lập chế độ hỗ trợ song ngữ</w:t>
-      </w:r>
-    </w:p>
-    <w:p>
-      <w:pPr>
-        <w:pStyle w:val="ListParagraph"/>
-        <w:numPr>
-          <w:ilvl w:val="0"/>
-          <w:numId w:val="3"/>
-        </w:numPr>
-        <w:spacing w:after="400"/>
-        <w:rPr>
-          <w:lang w:val="vi-VN"/>
-        </w:rPr>
-      </w:pPr>
-      <w:r>
-        <w:rPr>
-          <w:lang w:val="vi-VN"/>
-        </w:rPr>
-        <w:t>Cải thiện giao diện hệ thống</w:t>
+        <w:t>Viết báo cáo</w:t>
       </w:r>
     </w:p>
     <w:p>
@@ -1781,14 +696,29 @@
           <w:iCs/>
           <w:lang w:val="vi-VN"/>
         </w:rPr>
-        <w:t>4</w:t>
+        <w:t>8</w:t>
       </w:r>
       <w:r>
         <w:rPr>
           <w:i/>
           <w:iCs/>
         </w:rPr>
-        <w:t xml:space="preserve"> tháng 05 năm 2026</w:t>
+        <w:t xml:space="preserve"> tháng 0</w:t>
+      </w:r>
+      <w:r>
+        <w:rPr>
+          <w:i/>
+          <w:iCs/>
+          <w:lang w:val="vi-VN"/>
+        </w:rPr>
+        <w:t>6</w:t>
+      </w:r>
+      <w:r>
+        <w:rPr>
+          <w:i/>
+          <w:iCs/>
+        </w:rPr>
+        <w:t xml:space="preserve"> năm 2026</w:t>
       </w:r>
     </w:p>
     <w:p>
